--- a/tracked_scripts/u1/m3/synthesis/Module 3 - Unedited Script.docx
+++ b/tracked_scripts/u1/m3/synthesis/Module 3 - Unedited Script.docx
@@ -117,6 +117,48 @@
     </w:p>
     <w:p>
       <w:pPr>
+        <w:spacing w:before="120" w:after="40"/>
+      </w:pPr>
+      <w:r>
+        <w:rPr>
+          <w:rFonts w:ascii="Calibri" w:hAnsi="Calibri"/>
+          <w:b/>
+          <w:i w:val="0"/>
+        </w:rPr>
+        <w:t xml:space="preserve">Building From: </w:t>
+      </w:r>
+      <w:r>
+        <w:rPr>
+          <w:rFonts w:ascii="Calibri" w:hAnsi="Calibri"/>
+          <w:b w:val="0"/>
+          <w:i w:val="0"/>
+        </w:rPr>
+        <w:t>Students learned THE critical leap: each symbol can represent multiple items (not just 1). They mastered scale of 2, including half-symbols for odd numbers. They understand that the KEY shows the SCALE and practiced "groups of 2" language. They can create scaled picture graphs and solve comparison and total problems using their graphs.</w:t>
+      </w:r>
+    </w:p>
+    <w:p>
+      <w:pPr>
+        <w:spacing w:before="40" w:after="40"/>
+      </w:pPr>
+      <w:r>
+        <w:rPr>
+          <w:rFonts w:ascii="Calibri" w:hAnsi="Calibri"/>
+          <w:b/>
+          <w:i w:val="0"/>
+        </w:rPr>
+        <w:t xml:space="preserve">Building Toward: </w:t>
+      </w:r>
+      <w:r>
+        <w:rPr>
+          <w:rFonts w:ascii="Calibri" w:hAnsi="Calibri"/>
+          <w:b w:val="0"/>
+          <w:i w:val="0"/>
+        </w:rPr>
+        <w:t>Students will apply their understanding of scaled graphs to a new format (bar graphs) AND a new scale (1:10). M3's bar graph introduction (same scale, new format) separates these two cognitive shifts—students will already be comfortable with bar format before M4 adds scale of 10\. Half-symbols return in M4 where half of 10 \= 5\. ---</w:t>
+      </w:r>
+    </w:p>
+    <w:p>
+      <w:pPr>
         <w:spacing w:before="160" w:after="0"/>
       </w:pPr>
     </w:p>
@@ -231,7 +273,7 @@
           <w:b/>
           <w:i w:val="0"/>
         </w:rPr>
-        <w:t xml:space="preserve">• Options:  </w:t>
+        <w:t xml:space="preserve">• Answer option (optional):  </w:t>
       </w:r>
       <w:r>
         <w:rPr>
@@ -241,7 +283,7 @@
           <w:color w:val="6E6E6E"/>
           <w:sz w:val="19"/>
         </w:rPr>
-        <w:t>The available answer choices</w:t>
+        <w:t>The available answer choice, nested under Prompt</w:t>
       </w:r>
     </w:p>
     <w:p>
@@ -413,9 +455,7 @@
         <w:rPr>
           <w:rFonts w:ascii="Calibri" w:hAnsi="Calibri"/>
           <w:b/>
-          <w:i/>
-          <w:color w:val="6E6E6E"/>
-          <w:sz w:val="19"/>
+          <w:i w:val="0"/>
         </w:rPr>
         <w:t xml:space="preserve">Visual: </w:t>
       </w:r>
@@ -423,9 +463,7 @@
         <w:rPr>
           <w:rFonts w:ascii="Calibri" w:hAnsi="Calibri"/>
           <w:b w:val="0"/>
-          <w:i/>
-          <w:color w:val="6E6E6E"/>
-          <w:sz w:val="19"/>
+          <w:i w:val="0"/>
         </w:rPr>
         <w:t>Four real-world images displayed: a hand showing 5 fingers, tally marks grouped by 5s, nickels worth 5 cents each, and a clock face with marks every 5 minutes.</w:t>
       </w:r>
@@ -554,7 +592,21 @@
     </w:p>
     <w:p>
       <w:pPr>
-        <w:spacing w:before="60" w:after="20"/>
+        <w:spacing w:before="80" w:after="40"/>
+        <w:ind w:left="0"/>
+      </w:pPr>
+      <w:r>
+        <w:rPr>
+          <w:rFonts w:ascii="Calibri" w:hAnsi="Calibri"/>
+          <w:b/>
+          <w:i w:val="0"/>
+        </w:rPr>
+        <w:t>Based on student response:</w:t>
+      </w:r>
+    </w:p>
+    <w:p>
+      <w:pPr>
+        <w:spacing w:before="40" w:after="20"/>
         <w:ind w:left="0"/>
       </w:pPr>
       <w:r>
@@ -599,8 +651,8 @@
     </w:p>
     <w:p>
       <w:pPr>
-        <w:spacing w:before="60" w:after="20"/>
-        <w:ind w:left="432"/>
+        <w:spacing w:before="40" w:after="20"/>
+        <w:ind w:left="0"/>
       </w:pPr>
       <w:r>
         <w:rPr>
@@ -623,7 +675,7 @@
     <w:p>
       <w:pPr>
         <w:spacing w:before="20" w:after="20"/>
-        <w:ind w:left="720"/>
+        <w:ind w:left="0"/>
       </w:pPr>
       <w:r>
         <w:rPr>
@@ -644,8 +696,8 @@
     </w:p>
     <w:p>
       <w:pPr>
-        <w:spacing w:before="60" w:after="20"/>
-        <w:ind w:left="432"/>
+        <w:spacing w:before="40" w:after="20"/>
+        <w:ind w:left="0"/>
       </w:pPr>
       <w:r>
         <w:rPr>
@@ -668,15 +720,13 @@
     <w:p>
       <w:pPr>
         <w:spacing w:before="20" w:after="20"/>
-        <w:ind w:left="720"/>
+        <w:ind w:left="0"/>
       </w:pPr>
       <w:r>
         <w:rPr>
           <w:rFonts w:ascii="Calibri" w:hAnsi="Calibri"/>
           <w:b/>
-          <w:i/>
-          <w:color w:val="6E6E6E"/>
-          <w:sz w:val="19"/>
+          <w:i w:val="0"/>
         </w:rPr>
         <w:t xml:space="preserve">Visual: </w:t>
       </w:r>
@@ -684,9 +734,7 @@
         <w:rPr>
           <w:rFonts w:ascii="Calibri" w:hAnsi="Calibri"/>
           <w:b w:val="0"/>
-          <w:i/>
-          <w:color w:val="6E6E6E"/>
-          <w:sz w:val="19"/>
+          <w:i w:val="0"/>
         </w:rPr>
         <w:t>All four images pulse to draw attention.</w:t>
       </w:r>
@@ -694,7 +742,7 @@
     <w:p>
       <w:pPr>
         <w:spacing w:before="20" w:after="20"/>
-        <w:ind w:left="720"/>
+        <w:ind w:left="0"/>
       </w:pPr>
       <w:r>
         <w:rPr>
@@ -715,8 +763,8 @@
     </w:p>
     <w:p>
       <w:pPr>
-        <w:spacing w:before="60" w:after="20"/>
-        <w:ind w:left="432"/>
+        <w:spacing w:before="40" w:after="20"/>
+        <w:ind w:left="0"/>
       </w:pPr>
       <w:r>
         <w:rPr>
@@ -739,15 +787,13 @@
     <w:p>
       <w:pPr>
         <w:spacing w:before="20" w:after="20"/>
-        <w:ind w:left="720"/>
+        <w:ind w:left="0"/>
       </w:pPr>
       <w:r>
         <w:rPr>
           <w:rFonts w:ascii="Calibri" w:hAnsi="Calibri"/>
           <w:b/>
-          <w:i/>
-          <w:color w:val="6E6E6E"/>
-          <w:sz w:val="19"/>
+          <w:i w:val="0"/>
         </w:rPr>
         <w:t xml:space="preserve">Visual: </w:t>
       </w:r>
@@ -755,9 +801,7 @@
         <w:rPr>
           <w:rFonts w:ascii="Calibri" w:hAnsi="Calibri"/>
           <w:b w:val="0"/>
-          <w:i/>
-          <w:color w:val="6E6E6E"/>
-          <w:sz w:val="19"/>
+          <w:i w:val="0"/>
         </w:rPr>
         <w:t>All four images highlight in sequence, showing the 5s connection.</w:t>
       </w:r>
@@ -765,7 +809,7 @@
     <w:p>
       <w:pPr>
         <w:spacing w:before="20" w:after="20"/>
-        <w:ind w:left="720"/>
+        <w:ind w:left="0"/>
       </w:pPr>
       <w:r>
         <w:rPr>
@@ -903,7 +947,21 @@
     </w:p>
     <w:p>
       <w:pPr>
-        <w:spacing w:before="60" w:after="20"/>
+        <w:spacing w:before="80" w:after="40"/>
+        <w:ind w:left="0"/>
+      </w:pPr>
+      <w:r>
+        <w:rPr>
+          <w:rFonts w:ascii="Calibri" w:hAnsi="Calibri"/>
+          <w:b/>
+          <w:i w:val="0"/>
+        </w:rPr>
+        <w:t>Based on student response:</w:t>
+      </w:r>
+    </w:p>
+    <w:p>
+      <w:pPr>
+        <w:spacing w:before="40" w:after="20"/>
         <w:ind w:left="0"/>
       </w:pPr>
       <w:r>
@@ -948,8 +1006,8 @@
     </w:p>
     <w:p>
       <w:pPr>
-        <w:spacing w:before="60" w:after="20"/>
-        <w:ind w:left="432"/>
+        <w:spacing w:before="40" w:after="20"/>
+        <w:ind w:left="0"/>
       </w:pPr>
       <w:r>
         <w:rPr>
@@ -972,7 +1030,7 @@
     <w:p>
       <w:pPr>
         <w:spacing w:before="20" w:after="20"/>
-        <w:ind w:left="720"/>
+        <w:ind w:left="0"/>
       </w:pPr>
       <w:r>
         <w:rPr>
@@ -993,8 +1051,8 @@
     </w:p>
     <w:p>
       <w:pPr>
-        <w:spacing w:before="60" w:after="20"/>
-        <w:ind w:left="432"/>
+        <w:spacing w:before="40" w:after="20"/>
+        <w:ind w:left="0"/>
       </w:pPr>
       <w:r>
         <w:rPr>
@@ -1017,7 +1075,7 @@
     <w:p>
       <w:pPr>
         <w:spacing w:before="20" w:after="20"/>
-        <w:ind w:left="720"/>
+        <w:ind w:left="0"/>
       </w:pPr>
       <w:r>
         <w:rPr>
@@ -1038,8 +1096,8 @@
     </w:p>
     <w:p>
       <w:pPr>
-        <w:spacing w:before="60" w:after="20"/>
-        <w:ind w:left="432"/>
+        <w:spacing w:before="40" w:after="20"/>
+        <w:ind w:left="0"/>
       </w:pPr>
       <w:r>
         <w:rPr>
@@ -1062,7 +1120,7 @@
     <w:p>
       <w:pPr>
         <w:spacing w:before="20" w:after="20"/>
-        <w:ind w:left="720"/>
+        <w:ind w:left="0"/>
       </w:pPr>
       <w:r>
         <w:rPr>
@@ -1121,9 +1179,7 @@
         <w:rPr>
           <w:rFonts w:ascii="Calibri" w:hAnsi="Calibri"/>
           <w:b/>
-          <w:i/>
-          <w:color w:val="6E6E6E"/>
-          <w:sz w:val="19"/>
+          <w:i w:val="0"/>
         </w:rPr>
         <w:t xml:space="preserve">Visual: </w:t>
       </w:r>
@@ -1131,9 +1187,7 @@
         <w:rPr>
           <w:rFonts w:ascii="Calibri" w:hAnsi="Calibri"/>
           <w:b w:val="0"/>
-          <w:i/>
-          <w:color w:val="6E6E6E"/>
-          <w:sz w:val="19"/>
+          <w:i w:val="0"/>
         </w:rPr>
         <w:t>Horizontal picture graph appears. Representative data from lesson. Scale of 5 visible in key.</w:t>
       </w:r>
@@ -1147,9 +1201,7 @@
         <w:rPr>
           <w:rFonts w:ascii="Calibri" w:hAnsi="Calibri"/>
           <w:b/>
-          <w:i/>
-          <w:color w:val="6E6E6E"/>
-          <w:sz w:val="19"/>
+          <w:i w:val="0"/>
         </w:rPr>
         <w:t xml:space="preserve">Visual: </w:t>
       </w:r>
@@ -1157,9 +1209,7 @@
         <w:rPr>
           <w:rFonts w:ascii="Calibri" w:hAnsi="Calibri"/>
           <w:b w:val="0"/>
-          <w:i/>
-          <w:color w:val="6E6E6E"/>
-          <w:sz w:val="19"/>
+          <w:i w:val="0"/>
         </w:rPr>
         <w:t>Horizontal bar graph appears alongside picture graph. Same representative data. Vertical axis shows scale of 5.</w:t>
       </w:r>
